--- a/src/Tests/Inputs/paragraph_borders/input.docx
+++ b/src/Tests/Inputs/paragraph_borders/input.docx
@@ -61,6 +61,71 @@
         <w:t>Paragraph with top and bottom borders only.</w:t>
       </w:r>
     </w:p>
+    <w:p>
+      <w:r>
+        <w:t>Plain paragraph between bordered ones.</w:t>
+      </w:r>
+    </w:p>
+    <w:p>
+      <w:pPr>
+        <w:pBdr>
+          <w:top w:val="single" w:sz="8" w:space="16" w:color="000000"/>
+          <w:left w:val="single" w:sz="8" w:space="16" w:color="000000"/>
+          <w:bottom w:val="single" w:sz="8" w:space="16" w:color="000000"/>
+          <w:right w:val="single" w:sz="8" w:space="16" w:color="000000"/>
+        </w:pBdr>
+      </w:pPr>
+      <w:r>
+        <w:t>Paragraph with a box border and 16pt space on every edge.</w:t>
+      </w:r>
+    </w:p>
+    <w:p>
+      <w:r>
+        <w:t>Plain paragraph between bordered ones.</w:t>
+      </w:r>
+    </w:p>
+    <w:p>
+      <w:pPr>
+        <w:pBdr>
+          <w:top w:val="single" w:sz="8" w:space="4" w:color="000000"/>
+          <w:left w:val="single" w:sz="8" w:space="4" w:color="000000"/>
+          <w:bottom w:val="single" w:sz="8" w:space="4" w:color="000000"/>
+          <w:right w:val="single" w:sz="8" w:space="4" w:color="000000"/>
+          <w:between w:val="single" w:sz="8" w:space="4" w:color="000000"/>
+        </w:pBdr>
+      </w:pPr>
+      <w:r>
+        <w:t>First of three paragraphs that share a w:between border — their adjacent edges collapse.</w:t>
+      </w:r>
+    </w:p>
+    <w:p>
+      <w:pPr>
+        <w:pBdr>
+          <w:top w:val="single" w:sz="8" w:space="4" w:color="000000"/>
+          <w:left w:val="single" w:sz="8" w:space="4" w:color="000000"/>
+          <w:bottom w:val="single" w:sz="8" w:space="4" w:color="000000"/>
+          <w:right w:val="single" w:sz="8" w:space="4" w:color="000000"/>
+          <w:between w:val="single" w:sz="8" w:space="4" w:color="000000"/>
+        </w:pBdr>
+      </w:pPr>
+      <w:r>
+        <w:t>Middle paragraph — both its top and bottom collapse into between lines.</w:t>
+      </w:r>
+    </w:p>
+    <w:p>
+      <w:pPr>
+        <w:pBdr>
+          <w:top w:val="single" w:sz="8" w:space="4" w:color="000000"/>
+          <w:left w:val="single" w:sz="8" w:space="4" w:color="000000"/>
+          <w:bottom w:val="single" w:sz="8" w:space="4" w:color="000000"/>
+          <w:right w:val="single" w:sz="8" w:space="4" w:color="000000"/>
+          <w:between w:val="single" w:sz="8" w:space="4" w:color="000000"/>
+        </w:pBdr>
+      </w:pPr>
+      <w:r>
+        <w:t>Last of three — its top collapses with the previous paragraph's bottom.</w:t>
+      </w:r>
+    </w:p>
     <w:sectPr>
       <w:pgSz w:w="12240" w:h="15840" w:orient="portrait"/>
       <w:pgMar w:top="1440" w:right="1440" w:bottom="1440" w:left="1440"/>
